--- a/documents/04_release_notes.docx
+++ b/documents/04_release_notes.docx
@@ -11,7 +11,7 @@
           <w:b/>
           <w:sz w:val="36"/>
         </w:rPr>
-        <w:t>INSIGHT.AI Release Notes</w:t>
+        <w:t>Agentic CRAG Release Notes</w:t>
       </w:r>
     </w:p>
     <w:p>
@@ -70,7 +70,7 @@
     </w:p>
     <w:p>
       <w:r>
-        <w:t>Version 2.3 added a default local storage recommendation of .insight_data for Windows development and /opt/insight-ai/data for EC2 deployment.</w:t>
+        <w:t>Version 2.3 added a default local storage recommendation of .agentic_crag_data for Windows development and /opt/agentic-crag/data for EC2 deployment.</w:t>
       </w:r>
     </w:p>
     <w:p>
